--- a/各类表格/4.2 网络设备配置核查/素材2：实践任务1——防火墙配置导出（华为 USG6650E）.docx
+++ b/各类表格/4.2 网络设备配置核查/素材2：实践任务1——防火墙配置导出（华为 USG6650E）.docx
@@ -14,7 +14,7 @@
           <w:color w:val="0D47A1"/>
           <w:sz w:val="32"/>
         </w:rPr>
-        <w:t>素材2：实践任务1——防火墙配置导出（华为 USG6650E）</w:t>
+        <w:t xml:space="preserve">素材2：实践任务1——防火墙配置导出（华为 USG6650E）（学生版 · 无判读标注）</w:t>
       </w:r>
     </w:p>
     <w:p>
@@ -396,14 +396,8 @@
             <w:pPr>
               <w:spacing w:before="20" w:after="20"/>
             </w:pPr>
-            <w:r/>
             <w:r>
-              <w:rPr>
-                <w:rFonts w:ascii="宋体" w:hAnsi="宋体" w:eastAsia="宋体"/>
-                <w:b w:val="0"/>
-                <w:sz w:val="19"/>
-              </w:rPr>
-              <w:t>本文件为教学模拟配置，命令语法参照华为 USG6000E 系列回显；标注仅供对照，实际测评时不得依赖他人标注。</w:t>
+              <w:t xml:space="preserve">本文件为教学模拟配置，命令语法参照华为 USG6000E 系列回显；配置中不含任何判读标注，请依据 GB/T 22239-2019 自行逐行核查。</w:t>
             </w:r>
           </w:p>
         </w:tc>
@@ -421,6 +415,20 @@
           <w:sz w:val="24"/>
         </w:rPr>
         <w:t>二、配置导出回显（display current-configuration 节选）</w:t>
+      </w:r>
+    </w:p>
+    <w:p>
+      <w:pPr>
+        <w:spacing w:before="200" w:after="120"/>
+      </w:pPr>
+      <w:r>
+        <w:rPr>
+          <w:rFonts w:ascii="宋体" w:hAnsi="宋体" w:eastAsia="宋体"/>
+          <w:b/>
+          <w:color w:val="0D47A1"/>
+          <w:sz w:val="24"/>
+        </w:rPr>
+        <w:t xml:space="preserve">说明：以下为设备原始回显，未做任何判读标注，请自行逐行核查并给出判定。</w:t>
       </w:r>
     </w:p>
     <w:p>
@@ -545,7 +553,7 @@
           <w:b w:val="0"/>
           <w:sz w:val="18"/>
         </w:rPr>
-        <w:t xml:space="preserve">  password min-length 6                      # ❌ 长度 6 位，小于 8 位要求</w:t>
+        <w:t xml:space="preserve">  password min-length 6</w:t>
       </w:r>
     </w:p>
     <w:p>
@@ -560,7 +568,7 @@
           <w:b w:val="0"/>
           <w:sz w:val="18"/>
         </w:rPr>
-        <w:t xml:space="preserve">  password complexity-check disable          # ❌ 未启用密码复杂度校验</w:t>
+        <w:t xml:space="preserve">  password complexity-check disable</w:t>
       </w:r>
     </w:p>
     <w:p>
@@ -575,7 +583,7 @@
           <w:b w:val="0"/>
           <w:sz w:val="18"/>
         </w:rPr>
-        <w:t xml:space="preserve">  password expire 180                        # ❌ 有效期 180 天，超过 90 天</w:t>
+        <w:t xml:space="preserve">  password expire 180</w:t>
       </w:r>
     </w:p>
     <w:p>
@@ -636,7 +644,7 @@
           <w:b w:val="0"/>
           <w:sz w:val="18"/>
         </w:rPr>
-        <w:t xml:space="preserve">  local-user admin privilege level 15        # ❌ 默认账号 admin 未重命名、权限最高</w:t>
+        <w:t xml:space="preserve">  local-user admin privilege level 15</w:t>
       </w:r>
     </w:p>
     <w:p>
@@ -666,7 +674,7 @@
           <w:b w:val="0"/>
           <w:sz w:val="18"/>
         </w:rPr>
-        <w:t xml:space="preserve">  local-user admin failed-times 8 lock-times 10   # ❌ 失败 8 次才锁定，锁定仅 10 分钟</w:t>
+        <w:t xml:space="preserve">  local-user admin failed-times 8 lock-times 10</w:t>
       </w:r>
     </w:p>
     <w:p>
@@ -696,7 +704,7 @@
           <w:b w:val="0"/>
           <w:sz w:val="18"/>
         </w:rPr>
-        <w:t xml:space="preserve">  local-user audit privilege level 5         # ✅ 审计账号独立、权限受限</w:t>
+        <w:t xml:space="preserve">  local-user audit privilege level 5</w:t>
       </w:r>
     </w:p>
     <w:p>
@@ -757,7 +765,7 @@
           <w:b w:val="0"/>
           <w:sz w:val="18"/>
         </w:rPr>
-        <w:t xml:space="preserve">  snmp-agent sys-info version v2c            # ❌ 仍在使用 SNMPv2c（明文传输）</w:t>
+        <w:t xml:space="preserve">  snmp-agent sys-info version v2c</w:t>
       </w:r>
     </w:p>
     <w:p>
@@ -772,7 +780,7 @@
           <w:b w:val="0"/>
           <w:sz w:val="18"/>
         </w:rPr>
-        <w:t xml:space="preserve">  snmp-agent community read cipher %^%#public%^%#   # ❌ 团体字为 public</w:t>
+        <w:t xml:space="preserve">  snmp-agent community read cipher %^%#public%^%#</w:t>
       </w:r>
     </w:p>
     <w:p>
@@ -803,7 +811,7 @@
           <w:b w:val="0"/>
           <w:sz w:val="18"/>
         </w:rPr>
-        <w:t xml:space="preserve"> info-center enable                          # ✅ 信息中心已开启（日志功能已启用）</w:t>
+        <w:t xml:space="preserve"> info-center enable</w:t>
       </w:r>
     </w:p>
     <w:p>
@@ -818,7 +826,7 @@
           <w:b w:val="0"/>
           <w:sz w:val="18"/>
         </w:rPr>
-        <w:t xml:space="preserve">  info-center logfile save-time 30           # ❌ 日志仅保存 30 天，不足 180 天</w:t>
+        <w:t xml:space="preserve">  info-center logfile save-time 30</w:t>
       </w:r>
     </w:p>
     <w:p>
@@ -879,7 +887,7 @@
           <w:b w:val="0"/>
           <w:sz w:val="18"/>
         </w:rPr>
-        <w:t xml:space="preserve">   source-zone any                           # ❌ 源区域 any</w:t>
+        <w:t xml:space="preserve">   source-zone any</w:t>
       </w:r>
     </w:p>
     <w:p>
@@ -894,7 +902,7 @@
           <w:b w:val="0"/>
           <w:sz w:val="18"/>
         </w:rPr>
-        <w:t xml:space="preserve">   destination-zone any                      # ❌ 目的区域 any</w:t>
+        <w:t xml:space="preserve">   destination-zone any</w:t>
       </w:r>
     </w:p>
     <w:p>
@@ -909,7 +917,7 @@
           <w:b w:val="0"/>
           <w:sz w:val="18"/>
         </w:rPr>
-        <w:t xml:space="preserve">   action permit                             # ❌ any → any 全放通，等于没有防火墙</w:t>
+        <w:t xml:space="preserve">   action permit</w:t>
       </w:r>
     </w:p>
     <w:p>
@@ -955,7 +963,7 @@
           <w:b w:val="0"/>
           <w:sz w:val="18"/>
         </w:rPr>
-        <w:t xml:space="preserve">  rule 5 permit source any                   # ❌ 管理面 ACL 放通任意源 IP</w:t>
+        <w:t xml:space="preserve">  rule 5 permit source any</w:t>
       </w:r>
     </w:p>
     <w:p>
@@ -986,7 +994,7 @@
           <w:b w:val="0"/>
           <w:sz w:val="18"/>
         </w:rPr>
-        <w:t xml:space="preserve"> telnet server enable                        # ❌ 明文 Telnet 管理已开启</w:t>
+        <w:t xml:space="preserve"> telnet server enable</w:t>
       </w:r>
     </w:p>
     <w:p>
@@ -1001,7 +1009,7 @@
           <w:b w:val="0"/>
           <w:sz w:val="18"/>
         </w:rPr>
-        <w:t xml:space="preserve"> http server enable                          # ❌ 明文 HTTP 管理已开启</w:t>
+        <w:t xml:space="preserve"> http server enable</w:t>
       </w:r>
     </w:p>
     <w:p>
@@ -1016,7 +1024,7 @@
           <w:b w:val="0"/>
           <w:sz w:val="18"/>
         </w:rPr>
-        <w:t xml:space="preserve"> http secure-server enable                   # ✅ HTTPS 管理已开启</w:t>
+        <w:t xml:space="preserve"> http secure-server enable</w:t>
       </w:r>
     </w:p>
     <w:p>
@@ -1031,7 +1039,7 @@
           <w:b w:val="0"/>
           <w:sz w:val="18"/>
         </w:rPr>
-        <w:t xml:space="preserve"> stelnet server enable                       # ✅ SSH（stelnet）管理已开启</w:t>
+        <w:t xml:space="preserve"> stelnet server enable</w:t>
       </w:r>
     </w:p>
     <w:p>
@@ -1152,1600 +1160,7 @@
           <w:color w:val="0D47A1"/>
           <w:sz w:val="24"/>
         </w:rPr>
-        <w:t>三、不合规项汇总（供填表对照）</w:t>
-      </w:r>
-    </w:p>
-    <w:tbl>
-      <w:tblPr>
-        <w:tblStyle w:val="TableGrid"/>
-        <w:tblW w:type="auto" w:w="0"/>
-        <w:jc w:val="center"/>
-        <w:tblLayout w:type="fixed"/>
-        <w:tblLook w:firstColumn="1" w:firstRow="1" w:lastColumn="0" w:lastRow="0" w:noHBand="0" w:noVBand="1" w:val="04A0"/>
-        <w:tblLayout w:type="fixed"/>
-      </w:tblPr>
-      <w:tblGrid>
-        <w:gridCol w:w="1994"/>
-        <w:gridCol w:w="1994"/>
-        <w:gridCol w:w="1994"/>
-        <w:gridCol w:w="1994"/>
-        <w:gridCol w:w="1994"/>
-      </w:tblGrid>
-      <w:tr>
-        <w:tc>
-          <w:tcPr>
-            <w:tcW w:type="dxa" w:w="850"/>
-            <w:shd w:val="clear" w:fill="D9E2F3"/>
-          </w:tcPr>
-          <w:p>
-            <w:pPr>
-              <w:spacing w:before="20" w:after="20"/>
-              <w:jc w:val="center"/>
-            </w:pPr>
-            <w:r/>
-            <w:r>
-              <w:rPr>
-                <w:rFonts w:ascii="宋体" w:hAnsi="宋体" w:eastAsia="宋体"/>
-                <w:b/>
-                <w:sz w:val="18"/>
-              </w:rPr>
-              <w:t>序号</w:t>
-            </w:r>
-          </w:p>
-        </w:tc>
-        <w:tc>
-          <w:tcPr>
-            <w:tcW w:type="dxa" w:w="4252"/>
-            <w:shd w:val="clear" w:fill="D9E2F3"/>
-          </w:tcPr>
-          <w:p>
-            <w:pPr>
-              <w:spacing w:before="20" w:after="20"/>
-              <w:jc w:val="center"/>
-            </w:pPr>
-            <w:r/>
-            <w:r>
-              <w:rPr>
-                <w:rFonts w:ascii="宋体" w:hAnsi="宋体" w:eastAsia="宋体"/>
-                <w:b/>
-                <w:sz w:val="18"/>
-              </w:rPr>
-              <w:t>问题</w:t>
-            </w:r>
-          </w:p>
-        </w:tc>
-        <w:tc>
-          <w:tcPr>
-            <w:tcW w:type="dxa" w:w="1361"/>
-            <w:shd w:val="clear" w:fill="D9E2F3"/>
-          </w:tcPr>
-          <w:p>
-            <w:pPr>
-              <w:spacing w:before="20" w:after="20"/>
-              <w:jc w:val="center"/>
-            </w:pPr>
-            <w:r/>
-            <w:r>
-              <w:rPr>
-                <w:rFonts w:ascii="宋体" w:hAnsi="宋体" w:eastAsia="宋体"/>
-                <w:b/>
-                <w:sz w:val="18"/>
-              </w:rPr>
-              <w:t>合规性</w:t>
-            </w:r>
-          </w:p>
-        </w:tc>
-        <w:tc>
-          <w:tcPr>
-            <w:tcW w:type="dxa" w:w="1871"/>
-            <w:shd w:val="clear" w:fill="D9E2F3"/>
-          </w:tcPr>
-          <w:p>
-            <w:pPr>
-              <w:spacing w:before="20" w:after="20"/>
-              <w:jc w:val="center"/>
-            </w:pPr>
-            <w:r/>
-            <w:r>
-              <w:rPr>
-                <w:rFonts w:ascii="宋体" w:hAnsi="宋体" w:eastAsia="宋体"/>
-                <w:b/>
-                <w:sz w:val="18"/>
-              </w:rPr>
-              <w:t>标准依据</w:t>
-            </w:r>
-          </w:p>
-        </w:tc>
-        <w:tc>
-          <w:tcPr>
-            <w:tcW w:type="dxa" w:w="1304"/>
-            <w:shd w:val="clear" w:fill="D9E2F3"/>
-          </w:tcPr>
-          <w:p>
-            <w:pPr>
-              <w:spacing w:before="20" w:after="20"/>
-              <w:jc w:val="center"/>
-            </w:pPr>
-            <w:r/>
-            <w:r>
-              <w:rPr>
-                <w:rFonts w:ascii="宋体" w:hAnsi="宋体" w:eastAsia="宋体"/>
-                <w:b/>
-                <w:sz w:val="18"/>
-              </w:rPr>
-              <w:t>严重程度</w:t>
-            </w:r>
-          </w:p>
-        </w:tc>
-      </w:tr>
-      <w:tr>
-        <w:tc>
-          <w:tcPr>
-            <w:tcW w:type="dxa" w:w="850"/>
-          </w:tcPr>
-          <w:p>
-            <w:pPr>
-              <w:spacing w:before="20" w:after="20"/>
-            </w:pPr>
-            <w:r/>
-            <w:r>
-              <w:rPr>
-                <w:rFonts w:ascii="宋体" w:hAnsi="宋体" w:eastAsia="宋体"/>
-                <w:b w:val="0"/>
-                <w:sz w:val="18"/>
-              </w:rPr>
-              <w:t>1</w:t>
-            </w:r>
-          </w:p>
-        </w:tc>
-        <w:tc>
-          <w:tcPr>
-            <w:tcW w:type="dxa" w:w="4252"/>
-          </w:tcPr>
-          <w:p>
-            <w:pPr>
-              <w:spacing w:before="20" w:after="20"/>
-            </w:pPr>
-            <w:r/>
-            <w:r>
-              <w:rPr>
-                <w:rFonts w:ascii="宋体" w:hAnsi="宋体" w:eastAsia="宋体"/>
-                <w:b w:val="0"/>
-                <w:sz w:val="18"/>
-              </w:rPr>
-              <w:t>密码最小长度 6 位</w:t>
-            </w:r>
-          </w:p>
-        </w:tc>
-        <w:tc>
-          <w:tcPr>
-            <w:tcW w:type="dxa" w:w="1361"/>
-          </w:tcPr>
-          <w:p>
-            <w:pPr>
-              <w:spacing w:before="20" w:after="20"/>
-            </w:pPr>
-            <w:r/>
-            <w:r>
-              <w:rPr>
-                <w:rFonts w:ascii="宋体" w:hAnsi="宋体" w:eastAsia="宋体"/>
-                <w:b w:val="0"/>
-                <w:sz w:val="18"/>
-              </w:rPr>
-              <w:t>❌ 不符合</w:t>
-            </w:r>
-          </w:p>
-        </w:tc>
-        <w:tc>
-          <w:tcPr>
-            <w:tcW w:type="dxa" w:w="1871"/>
-          </w:tcPr>
-          <w:p>
-            <w:pPr>
-              <w:spacing w:before="20" w:after="20"/>
-            </w:pPr>
-            <w:r/>
-            <w:r>
-              <w:rPr>
-                <w:rFonts w:ascii="宋体" w:hAnsi="宋体" w:eastAsia="宋体"/>
-                <w:b w:val="0"/>
-                <w:sz w:val="18"/>
-              </w:rPr>
-              <w:t>8.1.4.1 a)</w:t>
-            </w:r>
-          </w:p>
-        </w:tc>
-        <w:tc>
-          <w:tcPr>
-            <w:tcW w:type="dxa" w:w="1304"/>
-          </w:tcPr>
-          <w:p>
-            <w:pPr>
-              <w:spacing w:before="20" w:after="20"/>
-            </w:pPr>
-            <w:r/>
-            <w:r>
-              <w:rPr>
-                <w:rFonts w:ascii="宋体" w:hAnsi="宋体" w:eastAsia="宋体"/>
-                <w:b w:val="0"/>
-                <w:sz w:val="18"/>
-              </w:rPr>
-              <w:t>高</w:t>
-            </w:r>
-          </w:p>
-        </w:tc>
-      </w:tr>
-      <w:tr>
-        <w:tc>
-          <w:tcPr>
-            <w:tcW w:type="dxa" w:w="850"/>
-          </w:tcPr>
-          <w:p>
-            <w:pPr>
-              <w:spacing w:before="20" w:after="20"/>
-            </w:pPr>
-            <w:r/>
-            <w:r>
-              <w:rPr>
-                <w:rFonts w:ascii="宋体" w:hAnsi="宋体" w:eastAsia="宋体"/>
-                <w:b w:val="0"/>
-                <w:sz w:val="18"/>
-              </w:rPr>
-              <w:t>2</w:t>
-            </w:r>
-          </w:p>
-        </w:tc>
-        <w:tc>
-          <w:tcPr>
-            <w:tcW w:type="dxa" w:w="4252"/>
-          </w:tcPr>
-          <w:p>
-            <w:pPr>
-              <w:spacing w:before="20" w:after="20"/>
-            </w:pPr>
-            <w:r/>
-            <w:r>
-              <w:rPr>
-                <w:rFonts w:ascii="宋体" w:hAnsi="宋体" w:eastAsia="宋体"/>
-                <w:b w:val="0"/>
-                <w:sz w:val="18"/>
-              </w:rPr>
-              <w:t>未启用密码复杂度校验</w:t>
-            </w:r>
-          </w:p>
-        </w:tc>
-        <w:tc>
-          <w:tcPr>
-            <w:tcW w:type="dxa" w:w="1361"/>
-          </w:tcPr>
-          <w:p>
-            <w:pPr>
-              <w:spacing w:before="20" w:after="20"/>
-            </w:pPr>
-            <w:r/>
-            <w:r>
-              <w:rPr>
-                <w:rFonts w:ascii="宋体" w:hAnsi="宋体" w:eastAsia="宋体"/>
-                <w:b w:val="0"/>
-                <w:sz w:val="18"/>
-              </w:rPr>
-              <w:t>❌ 不符合</w:t>
-            </w:r>
-          </w:p>
-        </w:tc>
-        <w:tc>
-          <w:tcPr>
-            <w:tcW w:type="dxa" w:w="1871"/>
-          </w:tcPr>
-          <w:p>
-            <w:pPr>
-              <w:spacing w:before="20" w:after="20"/>
-            </w:pPr>
-            <w:r/>
-            <w:r>
-              <w:rPr>
-                <w:rFonts w:ascii="宋体" w:hAnsi="宋体" w:eastAsia="宋体"/>
-                <w:b w:val="0"/>
-                <w:sz w:val="18"/>
-              </w:rPr>
-              <w:t>8.1.4.1 a)</w:t>
-            </w:r>
-          </w:p>
-        </w:tc>
-        <w:tc>
-          <w:tcPr>
-            <w:tcW w:type="dxa" w:w="1304"/>
-          </w:tcPr>
-          <w:p>
-            <w:pPr>
-              <w:spacing w:before="20" w:after="20"/>
-            </w:pPr>
-            <w:r/>
-            <w:r>
-              <w:rPr>
-                <w:rFonts w:ascii="宋体" w:hAnsi="宋体" w:eastAsia="宋体"/>
-                <w:b w:val="0"/>
-                <w:sz w:val="18"/>
-              </w:rPr>
-              <w:t>高</w:t>
-            </w:r>
-          </w:p>
-        </w:tc>
-      </w:tr>
-      <w:tr>
-        <w:tc>
-          <w:tcPr>
-            <w:tcW w:type="dxa" w:w="850"/>
-          </w:tcPr>
-          <w:p>
-            <w:pPr>
-              <w:spacing w:before="20" w:after="20"/>
-            </w:pPr>
-            <w:r/>
-            <w:r>
-              <w:rPr>
-                <w:rFonts w:ascii="宋体" w:hAnsi="宋体" w:eastAsia="宋体"/>
-                <w:b w:val="0"/>
-                <w:sz w:val="18"/>
-              </w:rPr>
-              <w:t>3</w:t>
-            </w:r>
-          </w:p>
-        </w:tc>
-        <w:tc>
-          <w:tcPr>
-            <w:tcW w:type="dxa" w:w="4252"/>
-          </w:tcPr>
-          <w:p>
-            <w:pPr>
-              <w:spacing w:before="20" w:after="20"/>
-            </w:pPr>
-            <w:r/>
-            <w:r>
-              <w:rPr>
-                <w:rFonts w:ascii="宋体" w:hAnsi="宋体" w:eastAsia="宋体"/>
-                <w:b w:val="0"/>
-                <w:sz w:val="18"/>
-              </w:rPr>
-              <w:t>密码有效期 180 天</w:t>
-            </w:r>
-          </w:p>
-        </w:tc>
-        <w:tc>
-          <w:tcPr>
-            <w:tcW w:type="dxa" w:w="1361"/>
-          </w:tcPr>
-          <w:p>
-            <w:pPr>
-              <w:spacing w:before="20" w:after="20"/>
-            </w:pPr>
-            <w:r/>
-            <w:r>
-              <w:rPr>
-                <w:rFonts w:ascii="宋体" w:hAnsi="宋体" w:eastAsia="宋体"/>
-                <w:b w:val="0"/>
-                <w:sz w:val="18"/>
-              </w:rPr>
-              <w:t>❌ 不符合</w:t>
-            </w:r>
-          </w:p>
-        </w:tc>
-        <w:tc>
-          <w:tcPr>
-            <w:tcW w:type="dxa" w:w="1871"/>
-          </w:tcPr>
-          <w:p>
-            <w:pPr>
-              <w:spacing w:before="20" w:after="20"/>
-            </w:pPr>
-            <w:r/>
-            <w:r>
-              <w:rPr>
-                <w:rFonts w:ascii="宋体" w:hAnsi="宋体" w:eastAsia="宋体"/>
-                <w:b w:val="0"/>
-                <w:sz w:val="18"/>
-              </w:rPr>
-              <w:t>8.1.4.1 a)</w:t>
-            </w:r>
-          </w:p>
-        </w:tc>
-        <w:tc>
-          <w:tcPr>
-            <w:tcW w:type="dxa" w:w="1304"/>
-          </w:tcPr>
-          <w:p>
-            <w:pPr>
-              <w:spacing w:before="20" w:after="20"/>
-            </w:pPr>
-            <w:r/>
-            <w:r>
-              <w:rPr>
-                <w:rFonts w:ascii="宋体" w:hAnsi="宋体" w:eastAsia="宋体"/>
-                <w:b w:val="0"/>
-                <w:sz w:val="18"/>
-              </w:rPr>
-              <w:t>中</w:t>
-            </w:r>
-          </w:p>
-        </w:tc>
-      </w:tr>
-      <w:tr>
-        <w:tc>
-          <w:tcPr>
-            <w:tcW w:type="dxa" w:w="850"/>
-          </w:tcPr>
-          <w:p>
-            <w:pPr>
-              <w:spacing w:before="20" w:after="20"/>
-            </w:pPr>
-            <w:r/>
-            <w:r>
-              <w:rPr>
-                <w:rFonts w:ascii="宋体" w:hAnsi="宋体" w:eastAsia="宋体"/>
-                <w:b w:val="0"/>
-                <w:sz w:val="18"/>
-              </w:rPr>
-              <w:t>4</w:t>
-            </w:r>
-          </w:p>
-        </w:tc>
-        <w:tc>
-          <w:tcPr>
-            <w:tcW w:type="dxa" w:w="4252"/>
-          </w:tcPr>
-          <w:p>
-            <w:pPr>
-              <w:spacing w:before="20" w:after="20"/>
-            </w:pPr>
-            <w:r/>
-            <w:r>
-              <w:rPr>
-                <w:rFonts w:ascii="宋体" w:hAnsi="宋体" w:eastAsia="宋体"/>
-                <w:b w:val="0"/>
-                <w:sz w:val="18"/>
-              </w:rPr>
-              <w:t>失败锁定阈值 8 次、锁定 10 分钟</w:t>
-            </w:r>
-          </w:p>
-        </w:tc>
-        <w:tc>
-          <w:tcPr>
-            <w:tcW w:type="dxa" w:w="1361"/>
-          </w:tcPr>
-          <w:p>
-            <w:pPr>
-              <w:spacing w:before="20" w:after="20"/>
-            </w:pPr>
-            <w:r/>
-            <w:r>
-              <w:rPr>
-                <w:rFonts w:ascii="宋体" w:hAnsi="宋体" w:eastAsia="宋体"/>
-                <w:b w:val="0"/>
-                <w:sz w:val="18"/>
-              </w:rPr>
-              <w:t>❌ 不符合</w:t>
-            </w:r>
-          </w:p>
-        </w:tc>
-        <w:tc>
-          <w:tcPr>
-            <w:tcW w:type="dxa" w:w="1871"/>
-          </w:tcPr>
-          <w:p>
-            <w:pPr>
-              <w:spacing w:before="20" w:after="20"/>
-            </w:pPr>
-            <w:r/>
-            <w:r>
-              <w:rPr>
-                <w:rFonts w:ascii="宋体" w:hAnsi="宋体" w:eastAsia="宋体"/>
-                <w:b w:val="0"/>
-                <w:sz w:val="18"/>
-              </w:rPr>
-              <w:t>8.1.4.1 b)</w:t>
-            </w:r>
-          </w:p>
-        </w:tc>
-        <w:tc>
-          <w:tcPr>
-            <w:tcW w:type="dxa" w:w="1304"/>
-          </w:tcPr>
-          <w:p>
-            <w:pPr>
-              <w:spacing w:before="20" w:after="20"/>
-            </w:pPr>
-            <w:r/>
-            <w:r>
-              <w:rPr>
-                <w:rFonts w:ascii="宋体" w:hAnsi="宋体" w:eastAsia="宋体"/>
-                <w:b w:val="0"/>
-                <w:sz w:val="18"/>
-              </w:rPr>
-              <w:t>中</w:t>
-            </w:r>
-          </w:p>
-        </w:tc>
-      </w:tr>
-      <w:tr>
-        <w:tc>
-          <w:tcPr>
-            <w:tcW w:type="dxa" w:w="850"/>
-          </w:tcPr>
-          <w:p>
-            <w:pPr>
-              <w:spacing w:before="20" w:after="20"/>
-            </w:pPr>
-            <w:r/>
-            <w:r>
-              <w:rPr>
-                <w:rFonts w:ascii="宋体" w:hAnsi="宋体" w:eastAsia="宋体"/>
-                <w:b w:val="0"/>
-                <w:sz w:val="18"/>
-              </w:rPr>
-              <w:t>5</w:t>
-            </w:r>
-          </w:p>
-        </w:tc>
-        <w:tc>
-          <w:tcPr>
-            <w:tcW w:type="dxa" w:w="4252"/>
-          </w:tcPr>
-          <w:p>
-            <w:pPr>
-              <w:spacing w:before="20" w:after="20"/>
-            </w:pPr>
-            <w:r/>
-            <w:r>
-              <w:rPr>
-                <w:rFonts w:ascii="宋体" w:hAnsi="宋体" w:eastAsia="宋体"/>
-                <w:b w:val="0"/>
-                <w:sz w:val="18"/>
-              </w:rPr>
-              <w:t>Telnet 明文管理已开启</w:t>
-            </w:r>
-          </w:p>
-        </w:tc>
-        <w:tc>
-          <w:tcPr>
-            <w:tcW w:type="dxa" w:w="1361"/>
-          </w:tcPr>
-          <w:p>
-            <w:pPr>
-              <w:spacing w:before="20" w:after="20"/>
-            </w:pPr>
-            <w:r/>
-            <w:r>
-              <w:rPr>
-                <w:rFonts w:ascii="宋体" w:hAnsi="宋体" w:eastAsia="宋体"/>
-                <w:b w:val="0"/>
-                <w:sz w:val="18"/>
-              </w:rPr>
-              <w:t>❌ 不符合</w:t>
-            </w:r>
-          </w:p>
-        </w:tc>
-        <w:tc>
-          <w:tcPr>
-            <w:tcW w:type="dxa" w:w="1871"/>
-          </w:tcPr>
-          <w:p>
-            <w:pPr>
-              <w:spacing w:before="20" w:after="20"/>
-            </w:pPr>
-            <w:r/>
-            <w:r>
-              <w:rPr>
-                <w:rFonts w:ascii="宋体" w:hAnsi="宋体" w:eastAsia="宋体"/>
-                <w:b w:val="0"/>
-                <w:sz w:val="18"/>
-              </w:rPr>
-              <w:t>8.1.4.1 c) / 8.1.4.4 b)</w:t>
-            </w:r>
-          </w:p>
-        </w:tc>
-        <w:tc>
-          <w:tcPr>
-            <w:tcW w:type="dxa" w:w="1304"/>
-          </w:tcPr>
-          <w:p>
-            <w:pPr>
-              <w:spacing w:before="20" w:after="20"/>
-            </w:pPr>
-            <w:r/>
-            <w:r>
-              <w:rPr>
-                <w:rFonts w:ascii="宋体" w:hAnsi="宋体" w:eastAsia="宋体"/>
-                <w:b w:val="0"/>
-                <w:sz w:val="18"/>
-              </w:rPr>
-              <w:t>高</w:t>
-            </w:r>
-          </w:p>
-        </w:tc>
-      </w:tr>
-      <w:tr>
-        <w:tc>
-          <w:tcPr>
-            <w:tcW w:type="dxa" w:w="850"/>
-          </w:tcPr>
-          <w:p>
-            <w:pPr>
-              <w:spacing w:before="20" w:after="20"/>
-            </w:pPr>
-            <w:r/>
-            <w:r>
-              <w:rPr>
-                <w:rFonts w:ascii="宋体" w:hAnsi="宋体" w:eastAsia="宋体"/>
-                <w:b w:val="0"/>
-                <w:sz w:val="18"/>
-              </w:rPr>
-              <w:t>6</w:t>
-            </w:r>
-          </w:p>
-        </w:tc>
-        <w:tc>
-          <w:tcPr>
-            <w:tcW w:type="dxa" w:w="4252"/>
-          </w:tcPr>
-          <w:p>
-            <w:pPr>
-              <w:spacing w:before="20" w:after="20"/>
-            </w:pPr>
-            <w:r/>
-            <w:r>
-              <w:rPr>
-                <w:rFonts w:ascii="宋体" w:hAnsi="宋体" w:eastAsia="宋体"/>
-                <w:b w:val="0"/>
-                <w:sz w:val="18"/>
-              </w:rPr>
-              <w:t>HTTP 明文管理已开启</w:t>
-            </w:r>
-          </w:p>
-        </w:tc>
-        <w:tc>
-          <w:tcPr>
-            <w:tcW w:type="dxa" w:w="1361"/>
-          </w:tcPr>
-          <w:p>
-            <w:pPr>
-              <w:spacing w:before="20" w:after="20"/>
-            </w:pPr>
-            <w:r/>
-            <w:r>
-              <w:rPr>
-                <w:rFonts w:ascii="宋体" w:hAnsi="宋体" w:eastAsia="宋体"/>
-                <w:b w:val="0"/>
-                <w:sz w:val="18"/>
-              </w:rPr>
-              <w:t>❌ 不符合</w:t>
-            </w:r>
-          </w:p>
-        </w:tc>
-        <w:tc>
-          <w:tcPr>
-            <w:tcW w:type="dxa" w:w="1871"/>
-          </w:tcPr>
-          <w:p>
-            <w:pPr>
-              <w:spacing w:before="20" w:after="20"/>
-            </w:pPr>
-            <w:r/>
-            <w:r>
-              <w:rPr>
-                <w:rFonts w:ascii="宋体" w:hAnsi="宋体" w:eastAsia="宋体"/>
-                <w:b w:val="0"/>
-                <w:sz w:val="18"/>
-              </w:rPr>
-              <w:t>8.1.4.1 c) / 8.1.4.4 b)</w:t>
-            </w:r>
-          </w:p>
-        </w:tc>
-        <w:tc>
-          <w:tcPr>
-            <w:tcW w:type="dxa" w:w="1304"/>
-          </w:tcPr>
-          <w:p>
-            <w:pPr>
-              <w:spacing w:before="20" w:after="20"/>
-            </w:pPr>
-            <w:r/>
-            <w:r>
-              <w:rPr>
-                <w:rFonts w:ascii="宋体" w:hAnsi="宋体" w:eastAsia="宋体"/>
-                <w:b w:val="0"/>
-                <w:sz w:val="18"/>
-              </w:rPr>
-              <w:t>中</w:t>
-            </w:r>
-          </w:p>
-        </w:tc>
-      </w:tr>
-      <w:tr>
-        <w:tc>
-          <w:tcPr>
-            <w:tcW w:type="dxa" w:w="850"/>
-          </w:tcPr>
-          <w:p>
-            <w:pPr>
-              <w:spacing w:before="20" w:after="20"/>
-            </w:pPr>
-            <w:r/>
-            <w:r>
-              <w:rPr>
-                <w:rFonts w:ascii="宋体" w:hAnsi="宋体" w:eastAsia="宋体"/>
-                <w:b w:val="0"/>
-                <w:sz w:val="18"/>
-              </w:rPr>
-              <w:t>7</w:t>
-            </w:r>
-          </w:p>
-        </w:tc>
-        <w:tc>
-          <w:tcPr>
-            <w:tcW w:type="dxa" w:w="4252"/>
-          </w:tcPr>
-          <w:p>
-            <w:pPr>
-              <w:spacing w:before="20" w:after="20"/>
-            </w:pPr>
-            <w:r/>
-            <w:r>
-              <w:rPr>
-                <w:rFonts w:ascii="宋体" w:hAnsi="宋体" w:eastAsia="宋体"/>
-                <w:b w:val="0"/>
-                <w:sz w:val="18"/>
-              </w:rPr>
-              <w:t>默认账号 admin 未重命名</w:t>
-            </w:r>
-          </w:p>
-        </w:tc>
-        <w:tc>
-          <w:tcPr>
-            <w:tcW w:type="dxa" w:w="1361"/>
-          </w:tcPr>
-          <w:p>
-            <w:pPr>
-              <w:spacing w:before="20" w:after="20"/>
-            </w:pPr>
-            <w:r/>
-            <w:r>
-              <w:rPr>
-                <w:rFonts w:ascii="宋体" w:hAnsi="宋体" w:eastAsia="宋体"/>
-                <w:b w:val="0"/>
-                <w:sz w:val="18"/>
-              </w:rPr>
-              <w:t>❌ 不符合</w:t>
-            </w:r>
-          </w:p>
-        </w:tc>
-        <w:tc>
-          <w:tcPr>
-            <w:tcW w:type="dxa" w:w="1871"/>
-          </w:tcPr>
-          <w:p>
-            <w:pPr>
-              <w:spacing w:before="20" w:after="20"/>
-            </w:pPr>
-            <w:r/>
-            <w:r>
-              <w:rPr>
-                <w:rFonts w:ascii="宋体" w:hAnsi="宋体" w:eastAsia="宋体"/>
-                <w:b w:val="0"/>
-                <w:sz w:val="18"/>
-              </w:rPr>
-              <w:t>8.1.4.2 b)</w:t>
-            </w:r>
-          </w:p>
-        </w:tc>
-        <w:tc>
-          <w:tcPr>
-            <w:tcW w:type="dxa" w:w="1304"/>
-          </w:tcPr>
-          <w:p>
-            <w:pPr>
-              <w:spacing w:before="20" w:after="20"/>
-            </w:pPr>
-            <w:r/>
-            <w:r>
-              <w:rPr>
-                <w:rFonts w:ascii="宋体" w:hAnsi="宋体" w:eastAsia="宋体"/>
-                <w:b w:val="0"/>
-                <w:sz w:val="18"/>
-              </w:rPr>
-              <w:t>高</w:t>
-            </w:r>
-          </w:p>
-        </w:tc>
-      </w:tr>
-      <w:tr>
-        <w:tc>
-          <w:tcPr>
-            <w:tcW w:type="dxa" w:w="850"/>
-          </w:tcPr>
-          <w:p>
-            <w:pPr>
-              <w:spacing w:before="20" w:after="20"/>
-            </w:pPr>
-            <w:r/>
-            <w:r>
-              <w:rPr>
-                <w:rFonts w:ascii="宋体" w:hAnsi="宋体" w:eastAsia="宋体"/>
-                <w:b w:val="0"/>
-                <w:sz w:val="18"/>
-              </w:rPr>
-              <w:t>8</w:t>
-            </w:r>
-          </w:p>
-        </w:tc>
-        <w:tc>
-          <w:tcPr>
-            <w:tcW w:type="dxa" w:w="4252"/>
-          </w:tcPr>
-          <w:p>
-            <w:pPr>
-              <w:spacing w:before="20" w:after="20"/>
-            </w:pPr>
-            <w:r/>
-            <w:r>
-              <w:rPr>
-                <w:rFonts w:ascii="宋体" w:hAnsi="宋体" w:eastAsia="宋体"/>
-                <w:b w:val="0"/>
-                <w:sz w:val="18"/>
-              </w:rPr>
-              <w:t>admin 权限 level 15，且兼管配置与审计</w:t>
-            </w:r>
-          </w:p>
-        </w:tc>
-        <w:tc>
-          <w:tcPr>
-            <w:tcW w:type="dxa" w:w="1361"/>
-          </w:tcPr>
-          <w:p>
-            <w:pPr>
-              <w:spacing w:before="20" w:after="20"/>
-            </w:pPr>
-            <w:r/>
-            <w:r>
-              <w:rPr>
-                <w:rFonts w:ascii="宋体" w:hAnsi="宋体" w:eastAsia="宋体"/>
-                <w:b w:val="0"/>
-                <w:sz w:val="18"/>
-              </w:rPr>
-              <w:t>❌ 不符合</w:t>
-            </w:r>
-          </w:p>
-        </w:tc>
-        <w:tc>
-          <w:tcPr>
-            <w:tcW w:type="dxa" w:w="1871"/>
-          </w:tcPr>
-          <w:p>
-            <w:pPr>
-              <w:spacing w:before="20" w:after="20"/>
-            </w:pPr>
-            <w:r/>
-            <w:r>
-              <w:rPr>
-                <w:rFonts w:ascii="宋体" w:hAnsi="宋体" w:eastAsia="宋体"/>
-                <w:b w:val="0"/>
-                <w:sz w:val="18"/>
-              </w:rPr>
-              <w:t>8.1.4.2 d)</w:t>
-            </w:r>
-          </w:p>
-        </w:tc>
-        <w:tc>
-          <w:tcPr>
-            <w:tcW w:type="dxa" w:w="1304"/>
-          </w:tcPr>
-          <w:p>
-            <w:pPr>
-              <w:spacing w:before="20" w:after="20"/>
-            </w:pPr>
-            <w:r/>
-            <w:r>
-              <w:rPr>
-                <w:rFonts w:ascii="宋体" w:hAnsi="宋体" w:eastAsia="宋体"/>
-                <w:b w:val="0"/>
-                <w:sz w:val="18"/>
-              </w:rPr>
-              <w:t>高</w:t>
-            </w:r>
-          </w:p>
-        </w:tc>
-      </w:tr>
-      <w:tr>
-        <w:tc>
-          <w:tcPr>
-            <w:tcW w:type="dxa" w:w="850"/>
-          </w:tcPr>
-          <w:p>
-            <w:pPr>
-              <w:spacing w:before="20" w:after="20"/>
-            </w:pPr>
-            <w:r/>
-            <w:r>
-              <w:rPr>
-                <w:rFonts w:ascii="宋体" w:hAnsi="宋体" w:eastAsia="宋体"/>
-                <w:b w:val="0"/>
-                <w:sz w:val="18"/>
-              </w:rPr>
-              <w:t>9</w:t>
-            </w:r>
-          </w:p>
-        </w:tc>
-        <w:tc>
-          <w:tcPr>
-            <w:tcW w:type="dxa" w:w="4252"/>
-          </w:tcPr>
-          <w:p>
-            <w:pPr>
-              <w:spacing w:before="20" w:after="20"/>
-            </w:pPr>
-            <w:r/>
-            <w:r>
-              <w:rPr>
-                <w:rFonts w:ascii="宋体" w:hAnsi="宋体" w:eastAsia="宋体"/>
-                <w:b w:val="0"/>
-                <w:sz w:val="18"/>
-              </w:rPr>
-              <w:t>SNMPv2c + community public</w:t>
-            </w:r>
-          </w:p>
-        </w:tc>
-        <w:tc>
-          <w:tcPr>
-            <w:tcW w:type="dxa" w:w="1361"/>
-          </w:tcPr>
-          <w:p>
-            <w:pPr>
-              <w:spacing w:before="20" w:after="20"/>
-            </w:pPr>
-            <w:r/>
-            <w:r>
-              <w:rPr>
-                <w:rFonts w:ascii="宋体" w:hAnsi="宋体" w:eastAsia="宋体"/>
-                <w:b w:val="0"/>
-                <w:sz w:val="18"/>
-              </w:rPr>
-              <w:t>❌ 不符合</w:t>
-            </w:r>
-          </w:p>
-        </w:tc>
-        <w:tc>
-          <w:tcPr>
-            <w:tcW w:type="dxa" w:w="1871"/>
-          </w:tcPr>
-          <w:p>
-            <w:pPr>
-              <w:spacing w:before="20" w:after="20"/>
-            </w:pPr>
-            <w:r/>
-            <w:r>
-              <w:rPr>
-                <w:rFonts w:ascii="宋体" w:hAnsi="宋体" w:eastAsia="宋体"/>
-                <w:b w:val="0"/>
-                <w:sz w:val="18"/>
-              </w:rPr>
-              <w:t>8.1.4.3 a) / 8.1.4.4 b)</w:t>
-            </w:r>
-          </w:p>
-        </w:tc>
-        <w:tc>
-          <w:tcPr>
-            <w:tcW w:type="dxa" w:w="1304"/>
-          </w:tcPr>
-          <w:p>
-            <w:pPr>
-              <w:spacing w:before="20" w:after="20"/>
-            </w:pPr>
-            <w:r/>
-            <w:r>
-              <w:rPr>
-                <w:rFonts w:ascii="宋体" w:hAnsi="宋体" w:eastAsia="宋体"/>
-                <w:b w:val="0"/>
-                <w:sz w:val="18"/>
-              </w:rPr>
-              <w:t>高</w:t>
-            </w:r>
-          </w:p>
-        </w:tc>
-      </w:tr>
-      <w:tr>
-        <w:tc>
-          <w:tcPr>
-            <w:tcW w:type="dxa" w:w="850"/>
-          </w:tcPr>
-          <w:p>
-            <w:pPr>
-              <w:spacing w:before="20" w:after="20"/>
-            </w:pPr>
-            <w:r/>
-            <w:r>
-              <w:rPr>
-                <w:rFonts w:ascii="宋体" w:hAnsi="宋体" w:eastAsia="宋体"/>
-                <w:b w:val="0"/>
-                <w:sz w:val="18"/>
-              </w:rPr>
-              <w:t>10</w:t>
-            </w:r>
-          </w:p>
-        </w:tc>
-        <w:tc>
-          <w:tcPr>
-            <w:tcW w:type="dxa" w:w="4252"/>
-          </w:tcPr>
-          <w:p>
-            <w:pPr>
-              <w:spacing w:before="20" w:after="20"/>
-            </w:pPr>
-            <w:r/>
-            <w:r>
-              <w:rPr>
-                <w:rFonts w:ascii="宋体" w:hAnsi="宋体" w:eastAsia="宋体"/>
-                <w:b w:val="0"/>
-                <w:sz w:val="18"/>
-              </w:rPr>
-              <w:t>日志仅保存 30 天</w:t>
-            </w:r>
-          </w:p>
-        </w:tc>
-        <w:tc>
-          <w:tcPr>
-            <w:tcW w:type="dxa" w:w="1361"/>
-          </w:tcPr>
-          <w:p>
-            <w:pPr>
-              <w:spacing w:before="20" w:after="20"/>
-            </w:pPr>
-            <w:r/>
-            <w:r>
-              <w:rPr>
-                <w:rFonts w:ascii="宋体" w:hAnsi="宋体" w:eastAsia="宋体"/>
-                <w:b w:val="0"/>
-                <w:sz w:val="18"/>
-              </w:rPr>
-              <w:t>❌ 不符合</w:t>
-            </w:r>
-          </w:p>
-        </w:tc>
-        <w:tc>
-          <w:tcPr>
-            <w:tcW w:type="dxa" w:w="1871"/>
-          </w:tcPr>
-          <w:p>
-            <w:pPr>
-              <w:spacing w:before="20" w:after="20"/>
-            </w:pPr>
-            <w:r/>
-            <w:r>
-              <w:rPr>
-                <w:rFonts w:ascii="宋体" w:hAnsi="宋体" w:eastAsia="宋体"/>
-                <w:b w:val="0"/>
-                <w:sz w:val="18"/>
-              </w:rPr>
-              <w:t>8.1.4.3 c)</w:t>
-            </w:r>
-          </w:p>
-        </w:tc>
-        <w:tc>
-          <w:tcPr>
-            <w:tcW w:type="dxa" w:w="1304"/>
-          </w:tcPr>
-          <w:p>
-            <w:pPr>
-              <w:spacing w:before="20" w:after="20"/>
-            </w:pPr>
-            <w:r/>
-            <w:r>
-              <w:rPr>
-                <w:rFonts w:ascii="宋体" w:hAnsi="宋体" w:eastAsia="宋体"/>
-                <w:b w:val="0"/>
-                <w:sz w:val="18"/>
-              </w:rPr>
-              <w:t>中</w:t>
-            </w:r>
-          </w:p>
-        </w:tc>
-      </w:tr>
-      <w:tr>
-        <w:tc>
-          <w:tcPr>
-            <w:tcW w:type="dxa" w:w="850"/>
-          </w:tcPr>
-          <w:p>
-            <w:pPr>
-              <w:spacing w:before="20" w:after="20"/>
-            </w:pPr>
-            <w:r/>
-            <w:r>
-              <w:rPr>
-                <w:rFonts w:ascii="宋体" w:hAnsi="宋体" w:eastAsia="宋体"/>
-                <w:b w:val="0"/>
-                <w:sz w:val="18"/>
-              </w:rPr>
-              <w:t>11</w:t>
-            </w:r>
-          </w:p>
-        </w:tc>
-        <w:tc>
-          <w:tcPr>
-            <w:tcW w:type="dxa" w:w="4252"/>
-          </w:tcPr>
-          <w:p>
-            <w:pPr>
-              <w:spacing w:before="20" w:after="20"/>
-            </w:pPr>
-            <w:r/>
-            <w:r>
-              <w:rPr>
-                <w:rFonts w:ascii="宋体" w:hAnsi="宋体" w:eastAsia="宋体"/>
-                <w:b w:val="0"/>
-                <w:sz w:val="18"/>
-              </w:rPr>
-              <w:t>ACL 2000 允许任意源 IP 访问管理面</w:t>
-            </w:r>
-          </w:p>
-        </w:tc>
-        <w:tc>
-          <w:tcPr>
-            <w:tcW w:type="dxa" w:w="1361"/>
-          </w:tcPr>
-          <w:p>
-            <w:pPr>
-              <w:spacing w:before="20" w:after="20"/>
-            </w:pPr>
-            <w:r/>
-            <w:r>
-              <w:rPr>
-                <w:rFonts w:ascii="宋体" w:hAnsi="宋体" w:eastAsia="宋体"/>
-                <w:b w:val="0"/>
-                <w:sz w:val="18"/>
-              </w:rPr>
-              <w:t>❌ 不符合</w:t>
-            </w:r>
-          </w:p>
-        </w:tc>
-        <w:tc>
-          <w:tcPr>
-            <w:tcW w:type="dxa" w:w="1871"/>
-          </w:tcPr>
-          <w:p>
-            <w:pPr>
-              <w:spacing w:before="20" w:after="20"/>
-            </w:pPr>
-            <w:r/>
-            <w:r>
-              <w:rPr>
-                <w:rFonts w:ascii="宋体" w:hAnsi="宋体" w:eastAsia="宋体"/>
-                <w:b w:val="0"/>
-                <w:sz w:val="18"/>
-              </w:rPr>
-              <w:t>8.1.4.4 c)</w:t>
-            </w:r>
-          </w:p>
-        </w:tc>
-        <w:tc>
-          <w:tcPr>
-            <w:tcW w:type="dxa" w:w="1304"/>
-          </w:tcPr>
-          <w:p>
-            <w:pPr>
-              <w:spacing w:before="20" w:after="20"/>
-            </w:pPr>
-            <w:r/>
-            <w:r>
-              <w:rPr>
-                <w:rFonts w:ascii="宋体" w:hAnsi="宋体" w:eastAsia="宋体"/>
-                <w:b w:val="0"/>
-                <w:sz w:val="18"/>
-              </w:rPr>
-              <w:t>高</w:t>
-            </w:r>
-          </w:p>
-        </w:tc>
-      </w:tr>
-      <w:tr>
-        <w:tc>
-          <w:tcPr>
-            <w:tcW w:type="dxa" w:w="850"/>
-          </w:tcPr>
-          <w:p>
-            <w:pPr>
-              <w:spacing w:before="20" w:after="20"/>
-            </w:pPr>
-            <w:r/>
-            <w:r>
-              <w:rPr>
-                <w:rFonts w:ascii="宋体" w:hAnsi="宋体" w:eastAsia="宋体"/>
-                <w:b w:val="0"/>
-                <w:sz w:val="18"/>
-              </w:rPr>
-              <w:t>12</w:t>
-            </w:r>
-          </w:p>
-        </w:tc>
-        <w:tc>
-          <w:tcPr>
-            <w:tcW w:type="dxa" w:w="4252"/>
-          </w:tcPr>
-          <w:p>
-            <w:pPr>
-              <w:spacing w:before="20" w:after="20"/>
-            </w:pPr>
-            <w:r/>
-            <w:r>
-              <w:rPr>
-                <w:rFonts w:ascii="宋体" w:hAnsi="宋体" w:eastAsia="宋体"/>
-                <w:b w:val="0"/>
-                <w:sz w:val="18"/>
-              </w:rPr>
-              <w:t>安全策略存在 any → any 全放通规则</w:t>
-            </w:r>
-          </w:p>
-        </w:tc>
-        <w:tc>
-          <w:tcPr>
-            <w:tcW w:type="dxa" w:w="1361"/>
-          </w:tcPr>
-          <w:p>
-            <w:pPr>
-              <w:spacing w:before="20" w:after="20"/>
-            </w:pPr>
-            <w:r/>
-            <w:r>
-              <w:rPr>
-                <w:rFonts w:ascii="宋体" w:hAnsi="宋体" w:eastAsia="宋体"/>
-                <w:b w:val="0"/>
-                <w:sz w:val="18"/>
-              </w:rPr>
-              <w:t>❌ 不符合</w:t>
-            </w:r>
-          </w:p>
-        </w:tc>
-        <w:tc>
-          <w:tcPr>
-            <w:tcW w:type="dxa" w:w="1871"/>
-          </w:tcPr>
-          <w:p>
-            <w:pPr>
-              <w:spacing w:before="20" w:after="20"/>
-            </w:pPr>
-            <w:r/>
-            <w:r>
-              <w:rPr>
-                <w:rFonts w:ascii="宋体" w:hAnsi="宋体" w:eastAsia="宋体"/>
-                <w:b w:val="0"/>
-                <w:sz w:val="18"/>
-              </w:rPr>
-              <w:t>8.1.4.4 a)</w:t>
-            </w:r>
-          </w:p>
-        </w:tc>
-        <w:tc>
-          <w:tcPr>
-            <w:tcW w:type="dxa" w:w="1304"/>
-          </w:tcPr>
-          <w:p>
-            <w:pPr>
-              <w:spacing w:before="20" w:after="20"/>
-            </w:pPr>
-            <w:r/>
-            <w:r>
-              <w:rPr>
-                <w:rFonts w:ascii="宋体" w:hAnsi="宋体" w:eastAsia="宋体"/>
-                <w:b w:val="0"/>
-                <w:sz w:val="18"/>
-              </w:rPr>
-              <w:t>高</w:t>
-            </w:r>
-          </w:p>
-        </w:tc>
-      </w:tr>
-      <w:tr>
-        <w:tc>
-          <w:tcPr>
-            <w:tcW w:type="dxa" w:w="850"/>
-          </w:tcPr>
-          <w:p>
-            <w:pPr>
-              <w:spacing w:before="20" w:after="20"/>
-            </w:pPr>
-            <w:r/>
-            <w:r>
-              <w:rPr>
-                <w:rFonts w:ascii="宋体" w:hAnsi="宋体" w:eastAsia="宋体"/>
-                <w:b w:val="0"/>
-                <w:sz w:val="18"/>
-              </w:rPr>
-              <w:t>13</w:t>
-            </w:r>
-          </w:p>
-        </w:tc>
-        <w:tc>
-          <w:tcPr>
-            <w:tcW w:type="dxa" w:w="4252"/>
-          </w:tcPr>
-          <w:p>
-            <w:pPr>
-              <w:spacing w:before="20" w:after="20"/>
-            </w:pPr>
-            <w:r/>
-            <w:r>
-              <w:rPr>
-                <w:rFonts w:ascii="宋体" w:hAnsi="宋体" w:eastAsia="宋体"/>
-                <w:b w:val="0"/>
-                <w:sz w:val="18"/>
-              </w:rPr>
-              <w:t>audit 账号独立、权限 level 5</w:t>
-            </w:r>
-          </w:p>
-        </w:tc>
-        <w:tc>
-          <w:tcPr>
-            <w:tcW w:type="dxa" w:w="1361"/>
-          </w:tcPr>
-          <w:p>
-            <w:pPr>
-              <w:spacing w:before="20" w:after="20"/>
-            </w:pPr>
-            <w:r/>
-            <w:r>
-              <w:rPr>
-                <w:rFonts w:ascii="宋体" w:hAnsi="宋体" w:eastAsia="宋体"/>
-                <w:b w:val="0"/>
-                <w:sz w:val="18"/>
-              </w:rPr>
-              <w:t>✅ 符合</w:t>
-            </w:r>
-          </w:p>
-        </w:tc>
-        <w:tc>
-          <w:tcPr>
-            <w:tcW w:type="dxa" w:w="1871"/>
-          </w:tcPr>
-          <w:p>
-            <w:pPr>
-              <w:spacing w:before="20" w:after="20"/>
-            </w:pPr>
-            <w:r/>
-            <w:r>
-              <w:rPr>
-                <w:rFonts w:ascii="宋体" w:hAnsi="宋体" w:eastAsia="宋体"/>
-                <w:b w:val="0"/>
-                <w:sz w:val="18"/>
-              </w:rPr>
-              <w:t>8.1.4.2 d)</w:t>
-            </w:r>
-          </w:p>
-        </w:tc>
-        <w:tc>
-          <w:tcPr>
-            <w:tcW w:type="dxa" w:w="1304"/>
-          </w:tcPr>
-          <w:p>
-            <w:pPr>
-              <w:spacing w:before="20" w:after="20"/>
-            </w:pPr>
-            <w:r/>
-            <w:r>
-              <w:rPr>
-                <w:rFonts w:ascii="宋体" w:hAnsi="宋体" w:eastAsia="宋体"/>
-                <w:b w:val="0"/>
-                <w:sz w:val="18"/>
-              </w:rPr>
-              <w:t>—</w:t>
-            </w:r>
-          </w:p>
-        </w:tc>
-      </w:tr>
-      <w:tr>
-        <w:tc>
-          <w:tcPr>
-            <w:tcW w:type="dxa" w:w="850"/>
-          </w:tcPr>
-          <w:p>
-            <w:pPr>
-              <w:spacing w:before="20" w:after="20"/>
-            </w:pPr>
-            <w:r/>
-            <w:r>
-              <w:rPr>
-                <w:rFonts w:ascii="宋体" w:hAnsi="宋体" w:eastAsia="宋体"/>
-                <w:b w:val="0"/>
-                <w:sz w:val="18"/>
-              </w:rPr>
-              <w:t>14</w:t>
-            </w:r>
-          </w:p>
-        </w:tc>
-        <w:tc>
-          <w:tcPr>
-            <w:tcW w:type="dxa" w:w="4252"/>
-          </w:tcPr>
-          <w:p>
-            <w:pPr>
-              <w:spacing w:before="20" w:after="20"/>
-            </w:pPr>
-            <w:r/>
-            <w:r>
-              <w:rPr>
-                <w:rFonts w:ascii="宋体" w:hAnsi="宋体" w:eastAsia="宋体"/>
-                <w:b w:val="0"/>
-                <w:sz w:val="18"/>
-              </w:rPr>
-              <w:t>info-center enable（审计功能已启用）</w:t>
-            </w:r>
-          </w:p>
-        </w:tc>
-        <w:tc>
-          <w:tcPr>
-            <w:tcW w:type="dxa" w:w="1361"/>
-          </w:tcPr>
-          <w:p>
-            <w:pPr>
-              <w:spacing w:before="20" w:after="20"/>
-            </w:pPr>
-            <w:r/>
-            <w:r>
-              <w:rPr>
-                <w:rFonts w:ascii="宋体" w:hAnsi="宋体" w:eastAsia="宋体"/>
-                <w:b w:val="0"/>
-                <w:sz w:val="18"/>
-              </w:rPr>
-              <w:t>✅ 符合</w:t>
-            </w:r>
-          </w:p>
-        </w:tc>
-        <w:tc>
-          <w:tcPr>
-            <w:tcW w:type="dxa" w:w="1871"/>
-          </w:tcPr>
-          <w:p>
-            <w:pPr>
-              <w:spacing w:before="20" w:after="20"/>
-            </w:pPr>
-            <w:r/>
-            <w:r>
-              <w:rPr>
-                <w:rFonts w:ascii="宋体" w:hAnsi="宋体" w:eastAsia="宋体"/>
-                <w:b w:val="0"/>
-                <w:sz w:val="18"/>
-              </w:rPr>
-              <w:t>8.1.4.3 a)</w:t>
-            </w:r>
-          </w:p>
-        </w:tc>
-        <w:tc>
-          <w:tcPr>
-            <w:tcW w:type="dxa" w:w="1304"/>
-          </w:tcPr>
-          <w:p>
-            <w:pPr>
-              <w:spacing w:before="20" w:after="20"/>
-            </w:pPr>
-            <w:r/>
-            <w:r>
-              <w:rPr>
-                <w:rFonts w:ascii="宋体" w:hAnsi="宋体" w:eastAsia="宋体"/>
-                <w:b w:val="0"/>
-                <w:sz w:val="18"/>
-              </w:rPr>
-              <w:t>—</w:t>
-            </w:r>
-          </w:p>
-        </w:tc>
-      </w:tr>
-      <w:tr>
-        <w:tc>
-          <w:tcPr>
-            <w:tcW w:type="dxa" w:w="850"/>
-          </w:tcPr>
-          <w:p>
-            <w:pPr>
-              <w:spacing w:before="20" w:after="20"/>
-            </w:pPr>
-            <w:r/>
-            <w:r>
-              <w:rPr>
-                <w:rFonts w:ascii="宋体" w:hAnsi="宋体" w:eastAsia="宋体"/>
-                <w:b w:val="0"/>
-                <w:sz w:val="18"/>
-              </w:rPr>
-              <w:t>15</w:t>
-            </w:r>
-          </w:p>
-        </w:tc>
-        <w:tc>
-          <w:tcPr>
-            <w:tcW w:type="dxa" w:w="4252"/>
-          </w:tcPr>
-          <w:p>
-            <w:pPr>
-              <w:spacing w:before="20" w:after="20"/>
-            </w:pPr>
-            <w:r/>
-            <w:r>
-              <w:rPr>
-                <w:rFonts w:ascii="宋体" w:hAnsi="宋体" w:eastAsia="宋体"/>
-                <w:b w:val="0"/>
-                <w:sz w:val="18"/>
-              </w:rPr>
-              <w:t>stelnet / http secure-server 已开启</w:t>
-            </w:r>
-          </w:p>
-        </w:tc>
-        <w:tc>
-          <w:tcPr>
-            <w:tcW w:type="dxa" w:w="1361"/>
-          </w:tcPr>
-          <w:p>
-            <w:pPr>
-              <w:spacing w:before="20" w:after="20"/>
-            </w:pPr>
-            <w:r/>
-            <w:r>
-              <w:rPr>
-                <w:rFonts w:ascii="宋体" w:hAnsi="宋体" w:eastAsia="宋体"/>
-                <w:b w:val="0"/>
-                <w:sz w:val="18"/>
-              </w:rPr>
-              <w:t>✅ 符合</w:t>
-            </w:r>
-          </w:p>
-        </w:tc>
-        <w:tc>
-          <w:tcPr>
-            <w:tcW w:type="dxa" w:w="1871"/>
-          </w:tcPr>
-          <w:p>
-            <w:pPr>
-              <w:spacing w:before="20" w:after="20"/>
-            </w:pPr>
-            <w:r/>
-            <w:r>
-              <w:rPr>
-                <w:rFonts w:ascii="宋体" w:hAnsi="宋体" w:eastAsia="宋体"/>
-                <w:b w:val="0"/>
-                <w:sz w:val="18"/>
-              </w:rPr>
-              <w:t>8.1.4.1 c)</w:t>
-            </w:r>
-          </w:p>
-        </w:tc>
-        <w:tc>
-          <w:tcPr>
-            <w:tcW w:type="dxa" w:w="1304"/>
-          </w:tcPr>
-          <w:p>
-            <w:pPr>
-              <w:spacing w:before="20" w:after="20"/>
-            </w:pPr>
-            <w:r/>
-            <w:r>
-              <w:rPr>
-                <w:rFonts w:ascii="宋体" w:hAnsi="宋体" w:eastAsia="宋体"/>
-                <w:b w:val="0"/>
-                <w:sz w:val="18"/>
-              </w:rPr>
-              <w:t>—</w:t>
-            </w:r>
-          </w:p>
-        </w:tc>
-      </w:tr>
-    </w:tbl>
-    <w:p>
-      <w:pPr>
-        <w:spacing w:before="200" w:after="120"/>
-      </w:pPr>
-      <w:r>
-        <w:rPr>
-          <w:rFonts w:ascii="宋体" w:hAnsi="宋体" w:eastAsia="宋体"/>
-          <w:b/>
-          <w:color w:val="0D47A1"/>
-          <w:sz w:val="24"/>
-        </w:rPr>
-        <w:t>四、填表提示</w:t>
+        <w:t xml:space="preserve">三、填表要求</w:t>
       </w:r>
     </w:p>
     <w:p>
